--- a/report/FINAL_REPORT.docx
+++ b/report/FINAL_REPORT.docx
@@ -1530,7 +1530,7 @@
         <w:spacing w:after="140" w:before="120"/>
       </w:pPr>
       <w:r>
-        <w:t xml:space="preserve">Each measurement runs five times after a discarded warm-up; we report the mean. Timing uses perf_counter; correctness is checked against the NumPy reference (exact equality for AES/RSA round-trips; tolerance for approximate CKKS). The full configuration, library versions, and CPU are written to a run-configuration JSON for reproducibility. RSA-2048-OAEP can encrypt at most ~190 bytes, so it cannot encrypt bulk data; it is measured per single record and reported as such, never as a bulk figure. count is plaintext metadata, not an HE computation, and is labelled accordingly.</w:t>
+        <w:t xml:space="preserve">Each measurement runs five times after a discarded warm-up; we report the mean (standard deviations are recorded in the CSV and shown as error bars in the figures). Timing uses perf_counter; sub-millisecond calls (AES, RSA, plaintext NumPy) sit near the timer's practical noise floor, so the harness times a batch of calls per sample and reports the per-call mean — small non-monotonicities across sizes in such microsecond figures should be read as jitter. Correctness is checked against the NumPy reference (exact equality for AES/RSA round-trips; tolerance for approximate CKKS). The full configuration, library versions, and machine details are written to a run-configuration JSON for reproducibility (current runs also record the exact CPU model and RAM). RSA-2048-OAEP can encrypt at most ~190 bytes, so it cannot encrypt bulk data; it is measured per single record and reported as such, never as a bulk figure. count is plaintext metadata, not an HE computation, and is labelled accordingly.</w:t>
       </w:r>
     </w:p>
     <w:p>
@@ -1554,7 +1554,7 @@
         <w:spacing w:after="140"/>
       </w:pPr>
       <w:r>
-        <w:t xml:space="preserve">Every operation decrypted correctly under all schemes. AES and RSA round-trips are exact. CKKS is approximate; its error is small and stable across dataset sizes, but differs by operation. The table reconciles the two figures that may otherwise look inconsistent — the low end (~10⁻¹¹) comes from addition, the high end (~10⁻⁷) from multiplication and the mean.</w:t>
+        <w:t xml:space="preserve">Every operation decrypted correctly under all schemes. AES and RSA round-trips are exact. CKKS is approximate; its error is small and stable across dataset sizes, but differs by operation. We report both the mean relative error and the maximum absolute error, because the two tell different stories (see the note below the table).</w:t>
       </w:r>
     </w:p>
     <w:tbl>
@@ -1570,9 +1570,10 @@
         </w:tblBorders>
       </w:tblPr>
       <w:tblGrid>
-        <w:gridCol w:w="2200"/>
-        <w:gridCol w:w="3600"/>
-        <w:gridCol w:w="3560"/>
+        <w:gridCol w:w="1700"/>
+        <w:gridCol w:w="2100"/>
+        <w:gridCol w:w="2300"/>
+        <w:gridCol w:w="3260"/>
       </w:tblGrid>
       <w:tr>
         <w:trPr>
@@ -1580,7 +1581,7 @@
         </w:trPr>
         <w:tc>
           <w:tcPr>
-            <w:tcW w:type="dxa" w:w="2200"/>
+            <w:tcW w:type="dxa" w:w="1700"/>
             <w:tcBorders>
               <w:top w:val="single" w:color="C0B8AA" w:sz="1"/>
               <w:left w:val="single" w:color="C0B8AA" w:sz="1"/>
@@ -1609,7 +1610,7 @@
         </w:tc>
         <w:tc>
           <w:tcPr>
-            <w:tcW w:type="dxa" w:w="3600"/>
+            <w:tcW w:type="dxa" w:w="2100"/>
             <w:tcBorders>
               <w:top w:val="single" w:color="C0B8AA" w:sz="1"/>
               <w:left w:val="single" w:color="C0B8AA" w:sz="1"/>
@@ -1632,13 +1633,13 @@
                 <w:sz w:val="18"/>
                 <w:szCs w:val="18"/>
               </w:rPr>
-              <w:t xml:space="preserve">Mean relative error (range over all sizes)</w:t>
-            </w:r>
-          </w:p>
-        </w:tc>
-        <w:tc>
-          <w:tcPr>
-            <w:tcW w:type="dxa" w:w="3560"/>
+              <w:t xml:space="preserve">Mean relative error</w:t>
+            </w:r>
+          </w:p>
+        </w:tc>
+        <w:tc>
+          <w:tcPr>
+            <w:tcW w:type="dxa" w:w="2300"/>
             <w:tcBorders>
               <w:top w:val="single" w:color="C0B8AA" w:sz="1"/>
               <w:left w:val="single" w:color="C0B8AA" w:sz="1"/>
@@ -1661,7 +1662,36 @@
                 <w:sz w:val="18"/>
                 <w:szCs w:val="18"/>
               </w:rPr>
-              <w:t xml:space="preserve">Why</w:t>
+              <w:t xml:space="preserve">Max absolute error (N=100k)</w:t>
+            </w:r>
+          </w:p>
+        </w:tc>
+        <w:tc>
+          <w:tcPr>
+            <w:tcW w:type="dxa" w:w="3260"/>
+            <w:tcBorders>
+              <w:top w:val="single" w:color="C0B8AA" w:sz="1"/>
+              <w:left w:val="single" w:color="C0B8AA" w:sz="1"/>
+              <w:bottom w:val="single" w:color="C0B8AA" w:sz="1"/>
+              <w:right w:val="single" w:color="C0B8AA" w:sz="1"/>
+            </w:tcBorders>
+            <w:shd w:fill="DDEDEC" w:val="clear"/>
+            <w:tcMar>
+              <w:top w:type="dxa" w:w="60"/>
+              <w:left w:type="dxa" w:w="100"/>
+              <w:bottom w:type="dxa" w:w="60"/>
+              <w:right w:type="dxa" w:w="100"/>
+            </w:tcMar>
+          </w:tcPr>
+          <w:p>
+            <w:r>
+              <w:rPr>
+                <w:b/>
+                <w:bCs/>
+                <w:sz w:val="18"/>
+                <w:szCs w:val="18"/>
+              </w:rPr>
+              <w:t xml:space="preserve">Note</w:t>
             </w:r>
           </w:p>
         </w:tc>
@@ -1669,7 +1699,7 @@
       <w:tr>
         <w:tc>
           <w:tcPr>
-            <w:tcW w:type="dxa" w:w="2200"/>
+            <w:tcW w:type="dxa" w:w="1700"/>
             <w:tcBorders>
               <w:top w:val="single" w:color="C0B8AA" w:sz="1"/>
               <w:left w:val="single" w:color="C0B8AA" w:sz="1"/>
@@ -1698,7 +1728,7 @@
         </w:tc>
         <w:tc>
           <w:tcPr>
-            <w:tcW w:type="dxa" w:w="3600"/>
+            <w:tcW w:type="dxa" w:w="2100"/>
             <w:tcBorders>
               <w:top w:val="single" w:color="C0B8AA" w:sz="1"/>
               <w:left w:val="single" w:color="C0B8AA" w:sz="1"/>
@@ -1727,30 +1757,59 @@
         </w:tc>
         <w:tc>
           <w:tcPr>
-            <w:tcW w:type="dxa" w:w="3560"/>
-            <w:tcBorders>
-              <w:top w:val="single" w:color="C0B8AA" w:sz="1"/>
-              <w:left w:val="single" w:color="C0B8AA" w:sz="1"/>
-              <w:bottom w:val="single" w:color="C0B8AA" w:sz="1"/>
-              <w:right w:val="single" w:color="C0B8AA" w:sz="1"/>
-            </w:tcBorders>
-            <w:shd w:fill="FFFFFF" w:val="clear"/>
-            <w:tcMar>
-              <w:top w:type="dxa" w:w="60"/>
-              <w:left w:type="dxa" w:w="100"/>
-              <w:bottom w:type="dxa" w:w="60"/>
-              <w:right w:type="dxa" w:w="100"/>
-            </w:tcMar>
-          </w:tcPr>
-          <w:p>
-            <w:r>
-              <w:rPr>
-                <w:b w:val="false"/>
-                <w:bCs w:val="false"/>
-                <w:sz w:val="18"/>
-                <w:szCs w:val="18"/>
-              </w:rPr>
-              <w:t xml:space="preserve">One ciphertext addition; no rescale</w:t>
+            <w:tcW w:type="dxa" w:w="2300"/>
+            <w:tcBorders>
+              <w:top w:val="single" w:color="C0B8AA" w:sz="1"/>
+              <w:left w:val="single" w:color="C0B8AA" w:sz="1"/>
+              <w:bottom w:val="single" w:color="C0B8AA" w:sz="1"/>
+              <w:right w:val="single" w:color="C0B8AA" w:sz="1"/>
+            </w:tcBorders>
+            <w:shd w:fill="FFFFFF" w:val="clear"/>
+            <w:tcMar>
+              <w:top w:type="dxa" w:w="60"/>
+              <w:left w:type="dxa" w:w="100"/>
+              <w:bottom w:type="dxa" w:w="60"/>
+              <w:right w:type="dxa" w:w="100"/>
+            </w:tcMar>
+          </w:tcPr>
+          <w:p>
+            <w:r>
+              <w:rPr>
+                <w:b w:val="false"/>
+                <w:bCs w:val="false"/>
+                <w:sz w:val="18"/>
+                <w:szCs w:val="18"/>
+              </w:rPr>
+              <w:t xml:space="preserve">~1.4 × 10⁻⁸</w:t>
+            </w:r>
+          </w:p>
+        </w:tc>
+        <w:tc>
+          <w:tcPr>
+            <w:tcW w:type="dxa" w:w="3260"/>
+            <w:tcBorders>
+              <w:top w:val="single" w:color="C0B8AA" w:sz="1"/>
+              <w:left w:val="single" w:color="C0B8AA" w:sz="1"/>
+              <w:bottom w:val="single" w:color="C0B8AA" w:sz="1"/>
+              <w:right w:val="single" w:color="C0B8AA" w:sz="1"/>
+            </w:tcBorders>
+            <w:shd w:fill="FFFFFF" w:val="clear"/>
+            <w:tcMar>
+              <w:top w:type="dxa" w:w="60"/>
+              <w:left w:type="dxa" w:w="100"/>
+              <w:bottom w:type="dxa" w:w="60"/>
+              <w:right w:type="dxa" w:w="100"/>
+            </w:tcMar>
+          </w:tcPr>
+          <w:p>
+            <w:r>
+              <w:rPr>
+                <w:b w:val="false"/>
+                <w:bCs w:val="false"/>
+                <w:sz w:val="18"/>
+                <w:szCs w:val="18"/>
+              </w:rPr>
+              <w:t xml:space="preserve">Pure addition; relatively very precise</w:t>
             </w:r>
           </w:p>
         </w:tc>
@@ -1758,7 +1817,7 @@
       <w:tr>
         <w:tc>
           <w:tcPr>
-            <w:tcW w:type="dxa" w:w="2200"/>
+            <w:tcW w:type="dxa" w:w="1700"/>
             <w:tcBorders>
               <w:top w:val="single" w:color="C0B8AA" w:sz="1"/>
               <w:left w:val="single" w:color="C0B8AA" w:sz="1"/>
@@ -1787,7 +1846,7 @@
         </w:tc>
         <w:tc>
           <w:tcPr>
-            <w:tcW w:type="dxa" w:w="3600"/>
+            <w:tcW w:type="dxa" w:w="2100"/>
             <w:tcBorders>
               <w:top w:val="single" w:color="C0B8AA" w:sz="1"/>
               <w:left w:val="single" w:color="C0B8AA" w:sz="1"/>
@@ -1816,30 +1875,59 @@
         </w:tc>
         <w:tc>
           <w:tcPr>
-            <w:tcW w:type="dxa" w:w="3560"/>
-            <w:tcBorders>
-              <w:top w:val="single" w:color="C0B8AA" w:sz="1"/>
-              <w:left w:val="single" w:color="C0B8AA" w:sz="1"/>
-              <w:bottom w:val="single" w:color="C0B8AA" w:sz="1"/>
-              <w:right w:val="single" w:color="C0B8AA" w:sz="1"/>
-            </w:tcBorders>
-            <w:shd w:fill="FFFFFF" w:val="clear"/>
-            <w:tcMar>
-              <w:top w:type="dxa" w:w="60"/>
-              <w:left w:type="dxa" w:w="100"/>
-              <w:bottom w:type="dxa" w:w="60"/>
-              <w:right w:type="dxa" w:w="100"/>
-            </w:tcMar>
-          </w:tcPr>
-          <w:p>
-            <w:r>
-              <w:rPr>
-                <w:b w:val="false"/>
-                <w:bCs w:val="false"/>
-                <w:sz w:val="18"/>
-                <w:szCs w:val="18"/>
-              </w:rPr>
-              <w:t xml:space="preserve">Many slot-rotations accumulate slightly more noise</w:t>
+            <w:tcW w:type="dxa" w:w="2300"/>
+            <w:tcBorders>
+              <w:top w:val="single" w:color="C0B8AA" w:sz="1"/>
+              <w:left w:val="single" w:color="C0B8AA" w:sz="1"/>
+              <w:bottom w:val="single" w:color="C0B8AA" w:sz="1"/>
+              <w:right w:val="single" w:color="C0B8AA" w:sz="1"/>
+            </w:tcBorders>
+            <w:shd w:fill="FFFFFF" w:val="clear"/>
+            <w:tcMar>
+              <w:top w:type="dxa" w:w="60"/>
+              <w:left w:type="dxa" w:w="100"/>
+              <w:bottom w:type="dxa" w:w="60"/>
+              <w:right w:type="dxa" w:w="100"/>
+            </w:tcMar>
+          </w:tcPr>
+          <w:p>
+            <w:r>
+              <w:rPr>
+                <w:b w:val="false"/>
+                <w:bCs w:val="false"/>
+                <w:sz w:val="18"/>
+                <w:szCs w:val="18"/>
+              </w:rPr>
+              <w:t xml:space="preserve">~1.1 × 10⁻⁴</w:t>
+            </w:r>
+          </w:p>
+        </w:tc>
+        <w:tc>
+          <w:tcPr>
+            <w:tcW w:type="dxa" w:w="3260"/>
+            <w:tcBorders>
+              <w:top w:val="single" w:color="C0B8AA" w:sz="1"/>
+              <w:left w:val="single" w:color="C0B8AA" w:sz="1"/>
+              <w:bottom w:val="single" w:color="C0B8AA" w:sz="1"/>
+              <w:right w:val="single" w:color="C0B8AA" w:sz="1"/>
+            </w:tcBorders>
+            <w:shd w:fill="FFFFFF" w:val="clear"/>
+            <w:tcMar>
+              <w:top w:type="dxa" w:w="60"/>
+              <w:left w:type="dxa" w:w="100"/>
+              <w:bottom w:type="dxa" w:w="60"/>
+              <w:right w:type="dxa" w:w="100"/>
+            </w:tcMar>
+          </w:tcPr>
+          <w:p>
+            <w:r>
+              <w:rPr>
+                <w:b w:val="false"/>
+                <w:bCs w:val="false"/>
+                <w:sz w:val="18"/>
+                <w:szCs w:val="18"/>
+              </w:rPr>
+              <w:t xml:space="preserve">Additions only; tiny relative error, but absolute error grows with the large aggregate</w:t>
             </w:r>
           </w:p>
         </w:tc>
@@ -1847,7 +1935,7 @@
       <w:tr>
         <w:tc>
           <w:tcPr>
-            <w:tcW w:type="dxa" w:w="2200"/>
+            <w:tcW w:type="dxa" w:w="1700"/>
             <w:tcBorders>
               <w:top w:val="single" w:color="C0B8AA" w:sz="1"/>
               <w:left w:val="single" w:color="C0B8AA" w:sz="1"/>
@@ -1876,7 +1964,7 @@
         </w:tc>
         <w:tc>
           <w:tcPr>
-            <w:tcW w:type="dxa" w:w="3600"/>
+            <w:tcW w:type="dxa" w:w="2100"/>
             <w:tcBorders>
               <w:top w:val="single" w:color="C0B8AA" w:sz="1"/>
               <w:left w:val="single" w:color="C0B8AA" w:sz="1"/>
@@ -1905,30 +1993,59 @@
         </w:tc>
         <w:tc>
           <w:tcPr>
-            <w:tcW w:type="dxa" w:w="3560"/>
-            <w:tcBorders>
-              <w:top w:val="single" w:color="C0B8AA" w:sz="1"/>
-              <w:left w:val="single" w:color="C0B8AA" w:sz="1"/>
-              <w:bottom w:val="single" w:color="C0B8AA" w:sz="1"/>
-              <w:right w:val="single" w:color="C0B8AA" w:sz="1"/>
-            </w:tcBorders>
-            <w:shd w:fill="FFFFFF" w:val="clear"/>
-            <w:tcMar>
-              <w:top w:type="dxa" w:w="60"/>
-              <w:left w:type="dxa" w:w="100"/>
-              <w:bottom w:type="dxa" w:w="60"/>
-              <w:right w:type="dxa" w:w="100"/>
-            </w:tcMar>
-          </w:tcPr>
-          <w:p>
-            <w:r>
-              <w:rPr>
-                <w:b w:val="false"/>
-                <w:bCs w:val="false"/>
-                <w:sz w:val="18"/>
-                <w:szCs w:val="18"/>
-              </w:rPr>
-              <w:t xml:space="preserve">Ciphertext × ciphertext + relinearization + rescale</w:t>
+            <w:tcW w:type="dxa" w:w="2300"/>
+            <w:tcBorders>
+              <w:top w:val="single" w:color="C0B8AA" w:sz="1"/>
+              <w:left w:val="single" w:color="C0B8AA" w:sz="1"/>
+              <w:bottom w:val="single" w:color="C0B8AA" w:sz="1"/>
+              <w:right w:val="single" w:color="C0B8AA" w:sz="1"/>
+            </w:tcBorders>
+            <w:shd w:fill="FFFFFF" w:val="clear"/>
+            <w:tcMar>
+              <w:top w:type="dxa" w:w="60"/>
+              <w:left w:type="dxa" w:w="100"/>
+              <w:bottom w:type="dxa" w:w="60"/>
+              <w:right w:type="dxa" w:w="100"/>
+            </w:tcMar>
+          </w:tcPr>
+          <w:p>
+            <w:r>
+              <w:rPr>
+                <w:b w:val="false"/>
+                <w:bCs w:val="false"/>
+                <w:sz w:val="18"/>
+                <w:szCs w:val="18"/>
+              </w:rPr>
+              <w:t xml:space="preserve">~1.3 × 10⁻³</w:t>
+            </w:r>
+          </w:p>
+        </w:tc>
+        <w:tc>
+          <w:tcPr>
+            <w:tcW w:type="dxa" w:w="3260"/>
+            <w:tcBorders>
+              <w:top w:val="single" w:color="C0B8AA" w:sz="1"/>
+              <w:left w:val="single" w:color="C0B8AA" w:sz="1"/>
+              <w:bottom w:val="single" w:color="C0B8AA" w:sz="1"/>
+              <w:right w:val="single" w:color="C0B8AA" w:sz="1"/>
+            </w:tcBorders>
+            <w:shd w:fill="FFFFFF" w:val="clear"/>
+            <w:tcMar>
+              <w:top w:type="dxa" w:w="60"/>
+              <w:left w:type="dxa" w:w="100"/>
+              <w:bottom w:type="dxa" w:w="60"/>
+              <w:right w:type="dxa" w:w="100"/>
+            </w:tcMar>
+          </w:tcPr>
+          <w:p>
+            <w:r>
+              <w:rPr>
+                <w:b w:val="false"/>
+                <w:bCs w:val="false"/>
+                <w:sz w:val="18"/>
+                <w:szCs w:val="18"/>
+              </w:rPr>
+              <w:t xml:space="preserve">Ciphertext × ciphertext + rescale sets a ~10⁻⁷ relative floor</w:t>
             </w:r>
           </w:p>
         </w:tc>
@@ -1936,7 +2053,7 @@
       <w:tr>
         <w:tc>
           <w:tcPr>
-            <w:tcW w:type="dxa" w:w="2200"/>
+            <w:tcW w:type="dxa" w:w="1700"/>
             <w:tcBorders>
               <w:top w:val="single" w:color="C0B8AA" w:sz="1"/>
               <w:left w:val="single" w:color="C0B8AA" w:sz="1"/>
@@ -1965,7 +2082,7 @@
         </w:tc>
         <w:tc>
           <w:tcPr>
-            <w:tcW w:type="dxa" w:w="3600"/>
+            <w:tcW w:type="dxa" w:w="2100"/>
             <w:tcBorders>
               <w:top w:val="single" w:color="C0B8AA" w:sz="1"/>
               <w:left w:val="single" w:color="C0B8AA" w:sz="1"/>
@@ -1994,30 +2111,59 @@
         </w:tc>
         <w:tc>
           <w:tcPr>
-            <w:tcW w:type="dxa" w:w="3560"/>
-            <w:tcBorders>
-              <w:top w:val="single" w:color="C0B8AA" w:sz="1"/>
-              <w:left w:val="single" w:color="C0B8AA" w:sz="1"/>
-              <w:bottom w:val="single" w:color="C0B8AA" w:sz="1"/>
-              <w:right w:val="single" w:color="C0B8AA" w:sz="1"/>
-            </w:tcBorders>
-            <w:shd w:fill="FFFFFF" w:val="clear"/>
-            <w:tcMar>
-              <w:top w:type="dxa" w:w="60"/>
-              <w:left w:type="dxa" w:w="100"/>
-              <w:bottom w:type="dxa" w:w="60"/>
-              <w:right w:type="dxa" w:w="100"/>
-            </w:tcMar>
-          </w:tcPr>
-          <w:p>
-            <w:r>
-              <w:rPr>
-                <w:b w:val="false"/>
-                <w:bCs w:val="false"/>
-                <w:sz w:val="18"/>
-                <w:szCs w:val="18"/>
-              </w:rPr>
-              <w:t xml:space="preserve">Dominated by the same scaling step as multiply</w:t>
+            <w:tcW w:type="dxa" w:w="2300"/>
+            <w:tcBorders>
+              <w:top w:val="single" w:color="C0B8AA" w:sz="1"/>
+              <w:left w:val="single" w:color="C0B8AA" w:sz="1"/>
+              <w:bottom w:val="single" w:color="C0B8AA" w:sz="1"/>
+              <w:right w:val="single" w:color="C0B8AA" w:sz="1"/>
+            </w:tcBorders>
+            <w:shd w:fill="FFFFFF" w:val="clear"/>
+            <w:tcMar>
+              <w:top w:type="dxa" w:w="60"/>
+              <w:left w:type="dxa" w:w="100"/>
+              <w:bottom w:type="dxa" w:w="60"/>
+              <w:right w:type="dxa" w:w="100"/>
+            </w:tcMar>
+          </w:tcPr>
+          <w:p>
+            <w:r>
+              <w:rPr>
+                <w:b w:val="false"/>
+                <w:bCs w:val="false"/>
+                <w:sz w:val="18"/>
+                <w:szCs w:val="18"/>
+              </w:rPr>
+              <w:t xml:space="preserve">~5.4 × 10⁻⁶</w:t>
+            </w:r>
+          </w:p>
+        </w:tc>
+        <w:tc>
+          <w:tcPr>
+            <w:tcW w:type="dxa" w:w="3260"/>
+            <w:tcBorders>
+              <w:top w:val="single" w:color="C0B8AA" w:sz="1"/>
+              <w:left w:val="single" w:color="C0B8AA" w:sz="1"/>
+              <w:bottom w:val="single" w:color="C0B8AA" w:sz="1"/>
+              <w:right w:val="single" w:color="C0B8AA" w:sz="1"/>
+            </w:tcBorders>
+            <w:shd w:fill="FFFFFF" w:val="clear"/>
+            <w:tcMar>
+              <w:top w:type="dxa" w:w="60"/>
+              <w:left w:type="dxa" w:w="100"/>
+              <w:bottom w:type="dxa" w:w="60"/>
+              <w:right w:type="dxa" w:w="100"/>
+            </w:tcMar>
+          </w:tcPr>
+          <w:p>
+            <w:r>
+              <w:rPr>
+                <w:b w:val="false"/>
+                <w:bCs w:val="false"/>
+                <w:sz w:val="18"/>
+                <w:szCs w:val="18"/>
+              </w:rPr>
+              <w:t xml:space="preserve">= sum × (1/N); the scalar multiply sets the same ~10⁻⁷ floor</w:t>
             </w:r>
           </w:p>
         </w:tc>
@@ -2032,10 +2178,10 @@
           <w:b/>
           <w:bCs/>
         </w:rPr>
-        <w:t xml:space="preserve">Full range across operations: ~1.7 × 10⁻¹¹ (add) to ~1.3 × 10⁻⁷ (multiply/mean). </w:t>
-      </w:r>
-      <w:r>
-        <w:t xml:space="preserve">For context, at N = 100,000 the homomorphic sum of ~5,006,249 differed from the exact value by about 1.1 × 10⁻⁴ in absolute terms — negligible for analytics, but non-zero, as CKKS requires.</w:t>
+        <w:t xml:space="preserve">Reading the table — a normalization caveat. </w:t>
+      </w:r>
+      <w:r>
+        <w:t xml:space="preserve">Relative error is normalized by the result’s magnitude, and that magnitude differs by ~5 orders of magnitude across these operations (sum ≈ 5 × 10⁶ vs mean ≈ 50). So the apparent gap — sum at ~10⁻¹¹ versus mean at ~10⁻⁷ — is largely a normalization artifact, not a real precision difference: mean is simply sum × (1/N), so it cannot be “more wrong” than the sum it is built from. Absolute error is the more honest signal for aggregates. The genuine pattern is by operation type: pure additions (add, sum) are relatively very precise (~10⁻¹¹), while operations that include a ciphertext rescale (multiply, mean) share a ~10⁻⁷ relative floor. Either way the errors are negligible for analytics but non-zero, as CKKS requires.</w:t>
       </w:r>
     </w:p>
     <w:p>
@@ -3025,7 +3171,15 @@
         <w:spacing w:after="140" w:before="120"/>
       </w:pPr>
       <w:r>
-        <w:t xml:space="preserve">Two patterns stand out. First, encryption and aggregation dominate: sum and mean are far more expensive than element-wise add/multiply because reducing across slots requires ~log₂(slots) Galois-key rotations, each costly. Second, the cost scales with the number of ciphertext chunks — at N = 100,000 the data occupies 25 ciphertexts, so per-chunk work multiplies. Decryption is cheap for a scalar result (~0.7 ms) but larger for a full vector result (~14–20 ms at N = 100,000).</w:t>
+        <w:t xml:space="preserve">Two patterns stand out. First, encryption and aggregation dominate: sum and mean are far more expensive than element-wise add/multiply because reducing across slots requires ~log₂(N) Galois-key rotations per ciphertext chunk, each costly. Second, the cost scales with the number of ciphertext chunks — at N = 100,000 the data occupies 25 ciphertexts, so per-chunk work multiplies; the headline sum figure is 503 ± 20 ms (mean ± std over the five runs). Decryption is cheap for a scalar result (~0.7 ms) but larger for a full vector result (~14–20 ms at N = 100,000). A bookkeeping note: the timed totals count ONE dataset encryption — for the two-operand ops (add, multiply) the second operand is encrypted once outside the timed phase, so an end-to-end two-operand workflow would add roughly one more encryption.</w:t>
+      </w:r>
+    </w:p>
+    <w:p>
+      <w:pPr>
+        <w:spacing w:after="140"/>
+      </w:pPr>
+      <w:r>
+        <w:t xml:space="preserve">Note that mean is not independent of sum: it is computed as sum followed by a plaintext scalar multiply (mean = sum × 1/N), so its cost necessarily includes sum’s. The two are therefore near-identical (501 vs 503 ms at N = 100,000), as expected — not two separate data points.</w:t>
       </w:r>
     </w:p>
     <w:p>
@@ -4501,7 +4655,7 @@
         <w:spacing w:after="140"/>
       </w:pPr>
       <w:r>
-        <w:t xml:space="preserve">This is the comparison the project exists to make. To compute an aggregate (here, sum) over encrypted data:</w:t>
+        <w:t xml:space="preserve">This is the comparison the project exists to make. Scenario: both sides start from data stored encrypted at rest under their own scheme. To compute an aggregate (here, sum) over that encrypted data:</w:t>
       </w:r>
     </w:p>
     <w:p>
@@ -4527,7 +4681,7 @@
         <w:spacing w:after="60"/>
       </w:pPr>
       <w:r>
-        <w:t xml:space="preserve">HE (CKKS): compute directly on the ciphertext. The data is never exposed.</w:t>
+        <w:t xml:space="preserve">HE (CKKS), steady-state: compute directly on the ciphertext, decrypt only the result. The data is never exposed. (A one-shot variant additionally pays the CKKS encryption of the dataset — the first upload to an untrusted cloud.)</w:t>
       </w:r>
     </w:p>
     <w:p>
@@ -4762,7 +4916,7 @@
                 <w:sz w:val="18"/>
                 <w:szCs w:val="18"/>
               </w:rPr>
-              <w:t xml:space="preserve">HE: compute on ciphertext</w:t>
+              <w:t xml:space="preserve">HE steady-state: compute + result decrypt</w:t>
             </w:r>
           </w:p>
         </w:tc>
@@ -4791,7 +4945,7 @@
                 <w:sz w:val="18"/>
                 <w:szCs w:val="18"/>
               </w:rPr>
-              <w:t xml:space="preserve">~500 ms (≈576 ms end-to-end)</w:t>
+              <w:t xml:space="preserve">~503 ms (≈576 ms one-shot incl. CKKS encryption)</w:t>
             </w:r>
           </w:p>
         </w:tc>
@@ -4854,7 +5008,7 @@
           <wp:inline distT="0" distB="0" distL="0" distR="0">
             <wp:extent cx="5715000" cy="3371850"/>
             <wp:effectExtent t="0" r="0" b="0" l="0"/>
-            <wp:docPr id="1" name="workflow_comparison.png" descr="Figure 6. Analytics cost: AES (decrypt + compute) vs HE (on ciphertext)." title="Figure 6. Analytics cost: AES (decrypt + compute) vs HE (on ciphertext)."/>
+            <wp:docPr id="1" name="workflow_comparison.png" descr="Figure 6. Analytics cost: AES (decrypt + compute) vs HE steady-state and one-shot." title="Figure 6. Analytics cost: AES (decrypt + compute) vs HE steady-state and one-shot."/>
             <wp:cNvGraphicFramePr>
               <a:graphicFrameLocks xmlns:a="http://schemas.openxmlformats.org/drawingml/2006/main" noChangeAspect="1"/>
             </wp:cNvGraphicFramePr>
@@ -4903,7 +5057,7 @@
           <w:sz w:val="18"/>
           <w:szCs w:val="18"/>
         </w:rPr>
-        <w:t xml:space="preserve">Figure 6. Analytics cost: AES (decrypt + compute) vs HE (on ciphertext).</w:t>
+        <w:t xml:space="preserve">Figure 6. Analytics cost: AES (decrypt + compute) vs HE steady-state and one-shot.</w:t>
       </w:r>
     </w:p>
     <w:p>
@@ -4916,7 +5070,7 @@
           <wp:inline distT="0" distB="0" distL="0" distR="0">
             <wp:extent cx="5715000" cy="3676650"/>
             <wp:effectExtent t="0" r="0" b="0" l="0"/>
-            <wp:docPr id="1" name="protection_cost.png" descr="Figure 7. Data-protection cost: CKKS vs AES vs RSA (per record)." title="Figure 7. Data-protection cost: CKKS vs AES vs RSA (per record)."/>
+            <wp:docPr id="1" name="protection_cost.png" descr="Figure 7. Whole-dataset encrypt + decrypt cost: CKKS vs AES, plus RSA for a single record." title="Figure 7. Whole-dataset encrypt + decrypt cost: CKKS vs AES, plus RSA for a single record."/>
             <wp:cNvGraphicFramePr>
               <a:graphicFrameLocks xmlns:a="http://schemas.openxmlformats.org/drawingml/2006/main" noChangeAspect="1"/>
             </wp:cNvGraphicFramePr>
@@ -4965,7 +5119,7 @@
           <w:sz w:val="18"/>
           <w:szCs w:val="18"/>
         </w:rPr>
-        <w:t xml:space="preserve">Figure 7. Data-protection cost: CKKS vs AES vs RSA (per record).</w:t>
+        <w:t xml:space="preserve">Figure 7. Whole-dataset encrypt + decrypt cost: CKKS vs AES, plus RSA for a single record.</w:t>
       </w:r>
     </w:p>
     <w:p>
@@ -5843,7 +5997,69 @@
         <w:spacing w:after="60"/>
       </w:pPr>
       <w:r>
-        <w:t xml:space="preserve">HE is depth-limited, not merely slow. Our parameter chain [60, 40, 40, 60] provides roughly two rescaling levels, i.e. support for only about one to two sequential multiplications before the noise budget is exhausted. Deeper circuits require bootstrapping (an expensive noise-refresh) or larger parameters. Our benchmark deliberately stays within this budget — single multiplications — which is why the multiply error stays at ~10⁻⁷ rather than diverging. The real constraint is not only runtime but circuit depth: HE suits shallow analytics (sums, averages, single products), not arbitrary deep computation, without further machinery.</w:t>
+        <w:t xml:space="preserve">HE is depth-limited, not merely slow — and we measured the limit. Our parameter chain [60, 40, 40, 60] provides two rescaling levels. A dedicated experiment (experiments/depth_sweep.py, repeated ciphertext-squaring of unit-scale values) confirms it empirically: the mean relative error is ~1.3 × 10⁻⁷ after one multiplication, grows ~7× to ~9.4 × 10⁻⁷ after two, and a third sequential multiplication fails outright ("scale out of bounds" — the modulus chain is exhausted). Deeper circuits require bootstrapping (an expensive noise-refresh) or larger parameters. Our benchmark deliberately stays within this budget — single multiplications — which is why the multiply error stays at ~10⁻⁷ rather than diverging. The real constraint is not only runtime but circuit depth: HE suits shallow analytics (sums, averages, single products), not arbitrary deep computation, without further machinery.</w:t>
+      </w:r>
+    </w:p>
+    <w:p>
+      <w:pPr>
+        <w:spacing w:after="40" w:before="120"/>
+        <w:jc w:val="center"/>
+      </w:pPr>
+      <w:r>
+        <w:drawing>
+          <wp:inline distT="0" distB="0" distL="0" distR="0">
+            <wp:extent cx="5715000" cy="3676650"/>
+            <wp:effectExtent t="0" r="0" b="0" l="0"/>
+            <wp:docPr id="1" name="ckks_error_vs_depth.png" descr="Figure 8. Measured CKKS error per multiplicative depth — and the depth-3 failure (modulus chain exhausted)." title="Figure 8. Measured CKKS error per multiplicative depth — and the depth-3 failure (modulus chain exhausted)."/>
+            <wp:cNvGraphicFramePr>
+              <a:graphicFrameLocks xmlns:a="http://schemas.openxmlformats.org/drawingml/2006/main" noChangeAspect="1"/>
+            </wp:cNvGraphicFramePr>
+            <a:graphic xmlns:a="http://schemas.openxmlformats.org/drawingml/2006/main">
+              <a:graphicData uri="http://schemas.openxmlformats.org/drawingml/2006/picture">
+                <pic:pic xmlns:pic="http://schemas.openxmlformats.org/drawingml/2006/picture">
+                  <pic:nvPicPr>
+                    <pic:cNvPr id="0" name="" descr=""/>
+                    <pic:cNvPicPr>
+                      <a:picLocks noChangeAspect="1" noChangeArrowheads="1"/>
+                    </pic:cNvPicPr>
+                  </pic:nvPicPr>
+                  <pic:blipFill>
+                    <a:blip r:embed="rId15" cstate="none"/>
+                    <a:srcRect/>
+                    <a:stretch>
+                      <a:fillRect/>
+                    </a:stretch>
+                  </pic:blipFill>
+                  <pic:spPr bwMode="auto">
+                    <a:xfrm>
+                      <a:off x="0" y="0"/>
+                      <a:ext cx="5715000" cy="3676650"/>
+                    </a:xfrm>
+                    <a:prstGeom prst="rect">
+                      <a:avLst/>
+                    </a:prstGeom>
+                  </pic:spPr>
+                </pic:pic>
+              </a:graphicData>
+            </a:graphic>
+          </wp:inline>
+        </w:drawing>
+      </w:r>
+    </w:p>
+    <w:p>
+      <w:pPr>
+        <w:spacing w:after="180"/>
+        <w:jc w:val="center"/>
+      </w:pPr>
+      <w:r>
+        <w:rPr>
+          <w:i/>
+          <w:iCs/>
+          <w:color w:val="5c574e"/>
+          <w:sz w:val="18"/>
+          <w:szCs w:val="18"/>
+        </w:rPr>
+        <w:t xml:space="preserve">Figure 8. Measured CKKS error per multiplicative depth — and the depth-3 failure (modulus chain exhausted).</w:t>
       </w:r>
     </w:p>
     <w:p>
@@ -5877,7 +6093,7 @@
         <w:spacing w:after="60"/>
       </w:pPr>
       <w:r>
-        <w:t xml:space="preserve">Process memory not reported as a headline. We sampled process resident-set size (RSS) per operation, but RSS deltas are unreliable for short operations (freed pages are reused, so later operations read near-zero). Rather than present a number we do not trust, we treat ciphertext size plus the fixed key/context size as the authoritative memory signal and exclude the RSS chart from the body.</w:t>
+        <w:t xml:space="preserve">Process memory not reported as a headline. We sampled process resident-set size (RSS) per operation — via psutil rather than tracemalloc, since TenSEAL allocates in C++ memory that tracemalloc cannot see — but RSS deltas are unreliable for short operations (freed pages are reused, so later operations read near-zero). Rather than present a number we do not trust, we treat ciphertext size plus the fixed key/context size as the authoritative memory signal; the raw RSS column stays in the CSV, and no RSS figure is generated.</w:t>
       </w:r>
     </w:p>
     <w:p>
@@ -5919,7 +6135,7 @@
         <w:spacing w:after="140"/>
       </w:pPr>
       <w:r>
-        <w:t xml:space="preserve">We built a reproducible benchmark that runs four numerical operations under CKKS HE and under AES-256/RSA-2048 baselines, verifies every HE result against a plaintext reference, and measures runtime, ciphertext size, approximation error, and scalability to 100,000 records. The central, honest finding is that HE buys a capability the baselines lack — computation on encrypted data, with data never exposed in use — at a measured cost of roughly three orders of magnitude in time, ~10× in ciphertext size, a fixed ~34 MB of keys, and a hard limit of ~1–2 multiplications before bootstrapping. Whether that trade is acceptable depends entirely on whether protecting data in use is a requirement.</w:t>
+        <w:t xml:space="preserve">We built a reproducible benchmark that runs four numerical operations under CKKS HE and under AES-256/RSA-2048 baselines, verifies every HE result against a plaintext reference, and measures runtime, ciphertext size, approximation error, and scalability to 100,000 records. The central, honest finding is that HE buys a capability the baselines lack — computation on encrypted data, with data never exposed in use — at a measured cost of roughly three orders of magnitude in time, ~10× in ciphertext size, a fixed ~34 MB of keys, and a measured hard limit of two multiplications before the modulus chain is exhausted (bootstrapping or larger parameters would be needed beyond that). Whether that trade is acceptable depends entirely on whether protecting data in use is a requirement.</w:t>
       </w:r>
     </w:p>
     <w:p>
@@ -6049,7 +6265,7 @@
         <w:spacing w:after="140"/>
       </w:pPr>
       <w:r>
-        <w:t xml:space="preserve">All numbers in this report are derived from results/results.csv (48 rows: every scheme × operation × dataset size, mean of 5 repeats after a warm-up). CKKS parameters and environment are recorded in results/run_config.json.</w:t>
+        <w:t xml:space="preserve">All numbers in this report are derived from results/results.csv (48 rows: every scheme × operation × dataset size, mean of 5 repeats after a warm-up) and results/depth_sweep.json (the error-vs-depth experiment). CKKS parameters and environment are recorded in results/run_config.json.</w:t>
       </w:r>
     </w:p>
     <w:p>
@@ -6077,7 +6293,7 @@
           <w:sz w:val="18"/>
           <w:szCs w:val="18"/>
         </w:rPr>
-        <w:t xml:space="preserve">docker compose run --rm benchmark pytest -v        # 15 tests</w:t>
+        <w:t xml:space="preserve">docker compose run --rm benchmark pytest -v        # 21 tests</w:t>
       </w:r>
     </w:p>
     <w:p>
@@ -6105,6 +6321,20 @@
           <w:sz w:val="18"/>
           <w:szCs w:val="18"/>
         </w:rPr>
+        <w:t xml:space="preserve">docker compose run --rm benchmark python experiments/depth_sweep.py  # -&gt; depth_sweep.json</w:t>
+      </w:r>
+    </w:p>
+    <w:p>
+      <w:pPr>
+        <w:shd w:fill="F0EBE3" w:val="clear"/>
+        <w:spacing w:after="20"/>
+      </w:pPr>
+      <w:r>
+        <w:rPr>
+          <w:rFonts w:ascii="Consolas" w:cs="Consolas" w:eastAsia="Consolas" w:hAnsi="Consolas"/>
+          <w:sz w:val="18"/>
+          <w:szCs w:val="18"/>
+        </w:rPr>
         <w:t xml:space="preserve">docker compose run --rm plots                      # -&gt; figures/*.png</w:t>
       </w:r>
     </w:p>
@@ -6154,6 +6384,19 @@
       </w:pPr>
       <w:r>
         <w:t xml:space="preserve">RSA-2048-OAEP, per single 8-byte record: ~0.02 ms encrypt, ~0.20 ms decrypt; ciphertext 256 bytes per record. Bulk data would use hybrid encryption (RSA wraps an AES key).</w:t>
+      </w:r>
+    </w:p>
+    <w:p>
+      <w:pPr>
+        <w:pStyle w:val="ListParagraph"/>
+        <w:numPr>
+          <w:ilvl w:val="0"/>
+          <w:numId w:val="3"/>
+        </w:numPr>
+        <w:spacing w:after="60"/>
+      </w:pPr>
+      <w:r>
+        <w:t xml:space="preserve">Reading these numbers: they are microseconds, near perf_counter's practical noise floor at five repeats — the non-monotonicity across sizes (1k faster than 200) is timing jitter, not a real effect. The measurement harness now batches sub-millisecond calls per timing sample to suppress exactly this.</w:t>
       </w:r>
     </w:p>
     <w:sectPr>
